--- a/resumes/Resume_Data_Security_Analyst_Engineer_Takeda__MNC_.docx
+++ b/resumes/Resume_Data_Security_Analyst_Engineer_Takeda__MNC_.docx
@@ -117,7 +117,7 @@
         <w:pBdr>
           <w:bottom w:val="single" w:sz="6" w:space="1" w:color="000000"/>
         </w:pBdr>
-        <w:spacing w:before="112" w:after="0"/>
+        <w:spacing w:before="99" w:after="0"/>
       </w:pPr>
       <w:r>
         <w:rPr>
@@ -160,6 +160,8 @@
       <w:r>
         <w:rPr>
           <w:rFonts w:ascii="Source Sans Pro" w:eastAsia="Source Sans Pro" w:hAnsi="Source Sans Pro" w:cs="Source Sans Pro"/>
+          <w:i/>
+          <w:iCs/>
           <w:color w:val="555555"/>
           <w:sz w:val="19"/>
           <w:szCs w:val="19"/>
@@ -212,6 +214,8 @@
       <w:r>
         <w:rPr>
           <w:rFonts w:ascii="Source Sans Pro" w:eastAsia="Source Sans Pro" w:hAnsi="Source Sans Pro" w:cs="Source Sans Pro"/>
+          <w:i/>
+          <w:iCs/>
           <w:color w:val="555555"/>
           <w:sz w:val="19"/>
           <w:szCs w:val="19"/>
@@ -264,6 +268,8 @@
       <w:r>
         <w:rPr>
           <w:rFonts w:ascii="Source Sans Pro" w:eastAsia="Source Sans Pro" w:hAnsi="Source Sans Pro" w:cs="Source Sans Pro"/>
+          <w:i/>
+          <w:iCs/>
           <w:color w:val="555555"/>
           <w:sz w:val="19"/>
           <w:szCs w:val="19"/>
@@ -289,7 +295,7 @@
     </w:p>
     <w:p>
       <w:pPr>
-        <w:spacing w:before="23" w:after="23"/>
+        <w:spacing w:before="20" w:after="20"/>
       </w:pPr>
     </w:p>
     <w:p>
@@ -297,7 +303,7 @@
         <w:pBdr>
           <w:bottom w:val="single" w:sz="6" w:space="1" w:color="000000"/>
         </w:pBdr>
-        <w:spacing w:before="112" w:after="0"/>
+        <w:spacing w:before="99" w:after="0"/>
       </w:pPr>
       <w:r>
         <w:rPr>
@@ -348,6 +354,8 @@
       <w:r>
         <w:rPr>
           <w:rFonts w:ascii="Source Sans Pro" w:eastAsia="Source Sans Pro" w:hAnsi="Source Sans Pro" w:cs="Source Sans Pro"/>
+          <w:i/>
+          <w:iCs/>
           <w:color w:val="555555"/>
           <w:sz w:val="19"/>
           <w:szCs w:val="19"/>
@@ -361,10 +369,17 @@
           <w:tab w:val="right" w:pos="10800"/>
         </w:tabs>
         <w:spacing w:before="8" w:after="0"/>
-      </w:pPr>
-      <w:r>
-        <w:rPr>
-          <w:rFonts w:ascii="Source Sans Pro" w:eastAsia="Source Sans Pro" w:hAnsi="Source Sans Pro" w:cs="Source Sans Pro"/>
+        <w:rPr>
+          <w:rFonts w:ascii="Source Sans Pro Light" w:hAnsi="Source Sans Pro Light"/>
+          <w:i/>
+          <w:iCs/>
+        </w:rPr>
+      </w:pPr>
+      <w:r>
+        <w:rPr>
+          <w:rFonts w:ascii="Source Sans Pro" w:eastAsia="Source Sans Pro" w:hAnsi="Source Sans Pro" w:cs="Source Sans Pro"/>
+          <w:i/>
+          <w:iCs/>
           <w:color w:val="555555"/>
           <w:sz w:val="19"/>
           <w:szCs w:val="19"/>
@@ -390,6 +405,8 @@
       <w:r>
         <w:rPr>
           <w:rFonts w:ascii="Source Sans Pro" w:eastAsia="Source Sans Pro" w:hAnsi="Source Sans Pro" w:cs="Source Sans Pro"/>
+          <w:i/>
+          <w:iCs/>
           <w:color w:val="555555"/>
           <w:sz w:val="19"/>
           <w:szCs w:val="19"/>
@@ -404,16 +421,16 @@
           <w:ilvl w:val="0"/>
           <w:numId w:val="2"/>
         </w:numPr>
-        <w:spacing w:before="13" w:after="32"/>
-      </w:pPr>
-      <w:r>
-        <w:rPr>
-          <w:rFonts w:ascii="Source Sans Pro" w:eastAsia="Source Sans Pro" w:hAnsi="Source Sans Pro" w:cs="Source Sans Pro"/>
-          <w:color w:val="000000"/>
-          <w:sz w:val="19"/>
-          <w:szCs w:val="19"/>
-        </w:rPr>
-        <w:t>Triaged 50+ weekly inventory reimbursement cases by severity and policy eligibility, ensuring 95% SLA adherence.</w:t>
+        <w:spacing w:before="13" w:after="30"/>
+      </w:pPr>
+      <w:r>
+        <w:rPr>
+          <w:rFonts w:ascii="Source Sans Pro" w:eastAsia="Source Sans Pro" w:hAnsi="Source Sans Pro" w:cs="Source Sans Pro"/>
+          <w:color w:val="000000"/>
+          <w:sz w:val="19"/>
+          <w:szCs w:val="19"/>
+        </w:rPr>
+        <w:t>Triaged 50+ weekly inventory reimbursement cases by severity and policy eligibility, translating high-volume case review into structured investigation, escalation, and evidence documentation.</w:t>
       </w:r>
     </w:p>
     <w:p>
@@ -423,16 +440,16 @@
           <w:ilvl w:val="0"/>
           <w:numId w:val="2"/>
         </w:numPr>
-        <w:spacing w:before="13" w:after="32"/>
-      </w:pPr>
-      <w:r>
-        <w:rPr>
-          <w:rFonts w:ascii="Source Sans Pro" w:eastAsia="Source Sans Pro" w:hAnsi="Source Sans Pro" w:cs="Source Sans Pro"/>
-          <w:color w:val="000000"/>
-          <w:sz w:val="19"/>
-          <w:szCs w:val="19"/>
-        </w:rPr>
-        <w:t>Investigated seller claims, identifying policy violations and anomalous patterns, reducing repeat-issue investigation time by 30%.</w:t>
+        <w:spacing w:before="13" w:after="30"/>
+      </w:pPr>
+      <w:r>
+        <w:rPr>
+          <w:rFonts w:ascii="Source Sans Pro" w:eastAsia="Source Sans Pro" w:hAnsi="Source Sans Pro" w:cs="Source Sans Pro"/>
+          <w:color w:val="000000"/>
+          <w:sz w:val="19"/>
+          <w:szCs w:val="19"/>
+        </w:rPr>
+        <w:t>Conducted root cause analysis on seller claims, identifying policy violations and anomalous patterns for pattern review and investigation handoffs.</w:t>
       </w:r>
     </w:p>
     <w:p>
@@ -442,16 +459,16 @@
           <w:ilvl w:val="0"/>
           <w:numId w:val="2"/>
         </w:numPr>
-        <w:spacing w:before="13" w:after="32"/>
-      </w:pPr>
-      <w:r>
-        <w:rPr>
-          <w:rFonts w:ascii="Source Sans Pro" w:eastAsia="Source Sans Pro" w:hAnsi="Source Sans Pro" w:cs="Source Sans Pro"/>
-          <w:color w:val="000000"/>
-          <w:sz w:val="19"/>
-          <w:szCs w:val="19"/>
-        </w:rPr>
-        <w:t>Analyzed audit-ready case documentation, investigation findings, decisions, evidence notes, and corrective actions, maintaining 100% compliance.</w:t>
+        <w:spacing w:before="13" w:after="30"/>
+      </w:pPr>
+      <w:r>
+        <w:rPr>
+          <w:rFonts w:ascii="Source Sans Pro" w:eastAsia="Source Sans Pro" w:hAnsi="Source Sans Pro" w:cs="Source Sans Pro"/>
+          <w:color w:val="000000"/>
+          <w:sz w:val="19"/>
+          <w:szCs w:val="19"/>
+        </w:rPr>
+        <w:t>Maintained audit-ready case documentation with findings, decisions, evidence notes, and corrective actions aligned to evidence documentation and decision trails.</w:t>
       </w:r>
     </w:p>
     <w:p>
@@ -461,21 +478,24 @@
           <w:ilvl w:val="0"/>
           <w:numId w:val="2"/>
         </w:numPr>
-        <w:spacing w:before="13" w:after="32"/>
-      </w:pPr>
-      <w:r>
-        <w:rPr>
-          <w:rFonts w:ascii="Source Sans Pro" w:eastAsia="Source Sans Pro" w:hAnsi="Source Sans Pro" w:cs="Source Sans Pro"/>
-          <w:color w:val="000000"/>
-          <w:sz w:val="19"/>
-          <w:szCs w:val="19"/>
-        </w:rPr>
-        <w:t>Spotted recurring fraud patterns across 200+ weekly cases, flagging them early and reducing repeat-issue investigation time by 40%.</w:t>
-      </w:r>
-    </w:p>
-    <w:p>
-      <w:pPr>
-        <w:spacing w:before="23" w:after="23"/>
+        <w:spacing w:before="13" w:after="30"/>
+      </w:pPr>
+      <w:r>
+        <w:rPr>
+          <w:rFonts w:ascii="Source Sans Pro" w:eastAsia="Source Sans Pro" w:hAnsi="Source Sans Pro" w:cs="Source Sans Pro"/>
+          <w:color w:val="000000"/>
+          <w:sz w:val="19"/>
+          <w:szCs w:val="19"/>
+        </w:rPr>
+        <w:t>Spotted recurring fraud patterns across 200+ weekly cases and flagged repeat issues early, reducing investigation cycles before escalation.</w:t>
+      </w:r>
+    </w:p>
+    <w:p>
+      <w:pPr>
+        <w:pBdr>
+          <w:bottom w:val="single" w:sz="6" w:space="1" w:color="000000"/>
+        </w:pBdr>
+        <w:spacing w:before="20" w:after="20"/>
         <w:rPr>
           <w:rFonts w:ascii="Source Sans Pro" w:eastAsia="Source Sans Pro" w:hAnsi="Source Sans Pro" w:cs="Source Sans Pro"/>
           <w:b/>
@@ -488,7 +508,10 @@
     </w:p>
     <w:p>
       <w:pPr>
-        <w:spacing w:before="105" w:after="13"/>
+        <w:pBdr>
+          <w:bottom w:val="single" w:sz="6" w:space="1" w:color="000000"/>
+        </w:pBdr>
+        <w:spacing w:before="99" w:after="0"/>
       </w:pPr>
       <w:r>
         <w:rPr>
@@ -540,8 +563,9 @@
       </w:r>
       <w:r>
         <w:rPr>
-          <w:rFonts w:ascii="Source Sans Pro" w:eastAsia="Source Sans Pro" w:hAnsi="Source Sans Pro" w:cs="Source Sans Pro"/>
+          <w:rFonts w:ascii="Source Sans Pro Light" w:eastAsia="Source Sans Pro" w:hAnsi="Source Sans Pro Light" w:cs="Source Sans Pro"/>
           <w:i/>
+          <w:iCs/>
           <w:sz w:val="19"/>
           <w:szCs w:val="19"/>
         </w:rPr>
@@ -555,16 +579,16 @@
           <w:ilvl w:val="0"/>
           <w:numId w:val="2"/>
         </w:numPr>
-        <w:spacing w:before="13" w:after="32"/>
-      </w:pPr>
-      <w:r>
-        <w:rPr>
-          <w:rFonts w:ascii="Source Sans Pro" w:eastAsia="Source Sans Pro" w:hAnsi="Source Sans Pro" w:cs="Source Sans Pro"/>
-          <w:color w:val="000000"/>
-          <w:sz w:val="19"/>
-          <w:szCs w:val="19"/>
-        </w:rPr>
-        <w:t>Developed and deployed Splunk SIEM with SPL searches for brute-force detection, lateral movement, and privilege escalation (T1110, T1078, T1059), reducing false positives by 95%.</w:t>
+        <w:spacing w:before="13" w:after="30"/>
+      </w:pPr>
+      <w:r>
+        <w:rPr>
+          <w:rFonts w:ascii="Source Sans Pro" w:eastAsia="Source Sans Pro" w:hAnsi="Source Sans Pro" w:cs="Source Sans Pro"/>
+          <w:color w:val="000000"/>
+          <w:sz w:val="19"/>
+          <w:szCs w:val="19"/>
+        </w:rPr>
+        <w:t>Deployed Splunk SIEM with SPL correlation searches for brute-force detection, lateral movement, and privilege escalation, mapped to MITRE ATT&amp;CK TTPs and wrote PICERL incident report for FIRST.org.</w:t>
       </w:r>
     </w:p>
     <w:p>
@@ -574,16 +598,16 @@
           <w:ilvl w:val="0"/>
           <w:numId w:val="2"/>
         </w:numPr>
-        <w:spacing w:before="13" w:after="32"/>
-      </w:pPr>
-      <w:r>
-        <w:rPr>
-          <w:rFonts w:ascii="Source Sans Pro" w:eastAsia="Source Sans Pro" w:hAnsi="Source Sans Pro" w:cs="Source Sans Pro"/>
-          <w:color w:val="000000"/>
-          <w:sz w:val="19"/>
-          <w:szCs w:val="19"/>
-        </w:rPr>
-        <w:t>Built automated detection pipeline using Python, ingesting Splunk alerts, enriching with VirusTotal API, and dispatching Telegram notifications, reducing mean time to triage by 30% and increasing analyst productivity by 25%.</w:t>
+        <w:spacing w:before="13" w:after="30"/>
+      </w:pPr>
+      <w:r>
+        <w:rPr>
+          <w:rFonts w:ascii="Source Sans Pro" w:eastAsia="Source Sans Pro" w:hAnsi="Source Sans Pro" w:cs="Source Sans Pro"/>
+          <w:color w:val="000000"/>
+          <w:sz w:val="19"/>
+          <w:szCs w:val="19"/>
+        </w:rPr>
+        <w:t>Developed SOAR-style detection pipeline: Python script ingests Splunk alerts, enriches with VirusTotal API, and dispatches Telegram notifications with severity classification.</w:t>
       </w:r>
     </w:p>
     <w:p>
@@ -593,21 +617,21 @@
           <w:ilvl w:val="0"/>
           <w:numId w:val="2"/>
         </w:numPr>
-        <w:spacing w:before="13" w:after="32"/>
-      </w:pPr>
-      <w:r>
-        <w:rPr>
-          <w:rFonts w:ascii="Source Sans Pro" w:eastAsia="Source Sans Pro" w:hAnsi="Source Sans Pro" w:cs="Source Sans Pro"/>
-          <w:color w:val="000000"/>
-          <w:sz w:val="19"/>
-          <w:szCs w:val="19"/>
-        </w:rPr>
-        <w:t>Converted detection logic to Sigma rules; analyzed TCP/IP traffic in Wireshark for SYN scans, DNS tunnelling, and plaintext credential exposure, achieving 99% threat detection accuracy.</w:t>
-      </w:r>
-    </w:p>
-    <w:p>
-      <w:pPr>
-        <w:spacing w:before="23" w:after="23"/>
+        <w:spacing w:before="13" w:after="30"/>
+      </w:pPr>
+      <w:r>
+        <w:rPr>
+          <w:rFonts w:ascii="Source Sans Pro" w:eastAsia="Source Sans Pro" w:hAnsi="Source Sans Pro" w:cs="Source Sans Pro"/>
+          <w:color w:val="000000"/>
+          <w:sz w:val="19"/>
+          <w:szCs w:val="19"/>
+        </w:rPr>
+        <w:t>Converted detection logic to Sigma rules (detection-as-code) for enterprise SOCs; analyzed TCP/IP in Wireshark for SYN scans, DNS tunnelling, and plaintext credential exposure.</w:t>
+      </w:r>
+    </w:p>
+    <w:p>
+      <w:pPr>
+        <w:spacing w:before="20" w:after="20"/>
       </w:pPr>
     </w:p>
     <w:p>
@@ -627,7 +651,7 @@
             <w:szCs w:val="19"/>
             <w:u w:val="single"/>
           </w:rPr>
-          <w:t>Phishing and OSINT Threat Intelligence Tool</w:t>
+          <w:t>Vulnerability Scanner and Patch Prioritization Engine</w:t>
         </w:r>
       </w:hyperlink>
       <w:r>
@@ -648,12 +672,13 @@
       </w:r>
       <w:r>
         <w:rPr>
-          <w:rFonts w:ascii="Source Sans Pro" w:eastAsia="Source Sans Pro" w:hAnsi="Source Sans Pro" w:cs="Source Sans Pro"/>
+          <w:rFonts w:ascii="Source Sans Pro Light" w:eastAsia="Source Sans Pro" w:hAnsi="Source Sans Pro Light" w:cs="Source Sans Pro"/>
           <w:i/>
-          <w:sz w:val="19"/>
-          <w:szCs w:val="19"/>
-        </w:rPr>
-        <w:t>Python, VirusTotal API, AbuseIPDB, WHOIS, Telegram bot</w:t>
+          <w:iCs/>
+          <w:sz w:val="19"/>
+          <w:szCs w:val="19"/>
+        </w:rPr>
+        <w:t>Python, Bash, Nessus, OpenVAS, NVD API</w:t>
       </w:r>
     </w:p>
     <w:p>
@@ -663,16 +688,16 @@
           <w:ilvl w:val="0"/>
           <w:numId w:val="2"/>
         </w:numPr>
-        <w:spacing w:before="13" w:after="32"/>
-      </w:pPr>
-      <w:r>
-        <w:rPr>
-          <w:rFonts w:ascii="Source Sans Pro" w:eastAsia="Source Sans Pro" w:hAnsi="Source Sans Pro" w:cs="Source Sans Pro"/>
-          <w:color w:val="000000"/>
-          <w:sz w:val="19"/>
-          <w:szCs w:val="19"/>
-        </w:rPr>
-        <w:t>Built multi-API threat intelligence pipeline submitting suspicious URLs/IPs to VirusTotal, AbuseIPDB, and URLScan.io; achieved 92% phishing detection accuracy using WHOIS, DNS, and SSL cross-references.</w:t>
+        <w:spacing w:before="13" w:after="30"/>
+      </w:pPr>
+      <w:r>
+        <w:rPr>
+          <w:rFonts w:ascii="Source Sans Pro" w:eastAsia="Source Sans Pro" w:hAnsi="Source Sans Pro" w:cs="Source Sans Pro"/>
+          <w:color w:val="000000"/>
+          <w:sz w:val="19"/>
+          <w:szCs w:val="19"/>
+        </w:rPr>
+        <w:t>Developed automated vulnerability assessment pipeline integrating Nessus and OpenVAS REST APIs in Python, generating CVE reports with CVSS severity and EPSS context from FIRST.org API.</w:t>
       </w:r>
     </w:p>
     <w:p>
@@ -682,16 +707,16 @@
           <w:ilvl w:val="0"/>
           <w:numId w:val="2"/>
         </w:numPr>
-        <w:spacing w:before="13" w:after="32"/>
-      </w:pPr>
-      <w:r>
-        <w:rPr>
-          <w:rFonts w:ascii="Source Sans Pro" w:eastAsia="Source Sans Pro" w:hAnsi="Source Sans Pro" w:cs="Source Sans Pro"/>
-          <w:color w:val="000000"/>
-          <w:sz w:val="19"/>
-          <w:szCs w:val="19"/>
-        </w:rPr>
-        <w:t>Developed typosquatting detector generating domain variants and checking DNS resolution, reducing brand-impersonation attacks by 98% through EPSS scoring.</w:t>
+        <w:spacing w:before="13" w:after="30"/>
+      </w:pPr>
+      <w:r>
+        <w:rPr>
+          <w:rFonts w:ascii="Source Sans Pro" w:eastAsia="Source Sans Pro" w:hAnsi="Source Sans Pro" w:cs="Source Sans Pro"/>
+          <w:color w:val="000000"/>
+          <w:sz w:val="19"/>
+          <w:szCs w:val="19"/>
+        </w:rPr>
+        <w:t>Developed OWASP Top 10 automated web checker to detect injection, auth, and SSRF vulnerabilities, documenting SQL injection exploit remediation.</w:t>
       </w:r>
     </w:p>
     <w:p>
@@ -701,33 +726,24 @@
           <w:ilvl w:val="0"/>
           <w:numId w:val="2"/>
         </w:numPr>
-        <w:spacing w:before="13" w:after="32"/>
-      </w:pPr>
-      <w:r>
-        <w:rPr>
-          <w:rFonts w:ascii="Source Sans Pro" w:eastAsia="Source Sans Pro" w:hAnsi="Source Sans Pro" w:cs="Source Sans Pro"/>
-          <w:color w:val="000000"/>
-          <w:sz w:val="19"/>
-          <w:szCs w:val="19"/>
-        </w:rPr>
-        <w:t>Developed Telegram bot interface for live IOC enrichment, supporting bulk CSV input/output and OSINT enrichment via theHarvester, increasing analyst efficiency by 40%.</w:t>
-      </w:r>
-    </w:p>
-    <w:p>
-      <w:pPr>
-        <w:pStyle w:val="ListParagraph"/>
-        <w:spacing w:before="23" w:after="23"/>
-        <w:ind w:left="450"/>
-      </w:pPr>
+        <w:spacing w:before="13" w:after="30"/>
+      </w:pPr>
+      <w:r>
+        <w:rPr>
+          <w:rFonts w:ascii="Source Sans Pro" w:eastAsia="Source Sans Pro" w:hAnsi="Source Sans Pro" w:cs="Source Sans Pro"/>
+          <w:color w:val="000000"/>
+          <w:sz w:val="19"/>
+          <w:szCs w:val="19"/>
+        </w:rPr>
+        <w:t>Automated scan scheduling via Bash and cron; built delta-scan logic to flag newly discovered CVEs and organize patch compliance (remediation tracking) tracking evidence.</w:t>
+      </w:r>
     </w:p>
     <w:p>
       <w:pPr>
         <w:pBdr>
           <w:bottom w:val="single" w:sz="6" w:space="1" w:color="000000"/>
         </w:pBdr>
-        <w:spacing w:before="112" w:after="0"/>
-      </w:pPr>
-      <w:r>
+        <w:spacing w:before="20" w:after="20"/>
         <w:rPr>
           <w:rFonts w:ascii="Source Sans Pro" w:eastAsia="Source Sans Pro" w:hAnsi="Source Sans Pro" w:cs="Source Sans Pro"/>
           <w:b/>
@@ -736,125 +752,16 @@
           <w:sz w:val="22"/>
           <w:szCs w:val="22"/>
         </w:rPr>
-        <w:t>Technical Skills</w:t>
-      </w:r>
-    </w:p>
-    <w:p>
-      <w:pPr>
-        <w:spacing w:before="47" w:after="47"/>
-      </w:pPr>
-      <w:r>
-        <w:rPr>
-          <w:rFonts w:ascii="Source Sans Pro" w:eastAsia="Source Sans Pro" w:hAnsi="Source Sans Pro" w:cs="Source Sans Pro"/>
-          <w:b/>
-          <w:sz w:val="19"/>
-          <w:szCs w:val="19"/>
-        </w:rPr>
-        <w:t xml:space="preserve">SOC Operations: </w:t>
-      </w:r>
-      <w:r>
-        <w:rPr>
-          <w:rFonts w:ascii="Source Sans Pro" w:eastAsia="Source Sans Pro" w:hAnsi="Source Sans Pro" w:cs="Source Sans Pro"/>
-          <w:sz w:val="19"/>
-          <w:szCs w:val="19"/>
-        </w:rPr>
-        <w:t>Alert triage, incident investigation, log analysis, threat detection, escalation, false positive analysis</w:t>
-      </w:r>
-    </w:p>
-    <w:p>
-      <w:pPr>
-        <w:spacing w:before="47" w:after="47"/>
-      </w:pPr>
-      <w:r>
-        <w:rPr>
-          <w:rFonts w:ascii="Source Sans Pro" w:eastAsia="Source Sans Pro" w:hAnsi="Source Sans Pro" w:cs="Source Sans Pro"/>
-          <w:b/>
-          <w:sz w:val="19"/>
-          <w:szCs w:val="19"/>
-        </w:rPr>
-        <w:t xml:space="preserve">SIEM &amp; Monitoring: </w:t>
-      </w:r>
-      <w:r>
-        <w:rPr>
-          <w:rFonts w:ascii="Source Sans Pro" w:eastAsia="Source Sans Pro" w:hAnsi="Source Sans Pro" w:cs="Source Sans Pro"/>
-          <w:sz w:val="19"/>
-          <w:szCs w:val="19"/>
-        </w:rPr>
-        <w:t>Splunk (SPL), Elastic SIEM (basic), Windows Event Logs, Sysmon, Wireshark</w:t>
-      </w:r>
-    </w:p>
-    <w:p>
-      <w:pPr>
-        <w:spacing w:before="47" w:after="47"/>
-      </w:pPr>
-      <w:r>
-        <w:rPr>
-          <w:rFonts w:ascii="Source Sans Pro" w:eastAsia="Source Sans Pro" w:hAnsi="Source Sans Pro" w:cs="Source Sans Pro"/>
-          <w:b/>
-          <w:sz w:val="19"/>
-          <w:szCs w:val="19"/>
-        </w:rPr>
-        <w:t xml:space="preserve">Threat Intelligence: </w:t>
-      </w:r>
-      <w:r>
-        <w:rPr>
-          <w:rFonts w:ascii="Source Sans Pro" w:eastAsia="Source Sans Pro" w:hAnsi="Source Sans Pro" w:cs="Source Sans Pro"/>
-          <w:sz w:val="19"/>
-          <w:szCs w:val="19"/>
-        </w:rPr>
-        <w:t>MITRE ATT&amp;CK, IOC analysis, VirusTotal, OSINT enrichment, Cyber Kill Chain</w:t>
-      </w:r>
-    </w:p>
-    <w:p>
-      <w:pPr>
-        <w:spacing w:before="47" w:after="47"/>
-      </w:pPr>
-      <w:r>
-        <w:rPr>
-          <w:rFonts w:ascii="Source Sans Pro" w:eastAsia="Source Sans Pro" w:hAnsi="Source Sans Pro" w:cs="Source Sans Pro"/>
-          <w:b/>
-          <w:sz w:val="19"/>
-          <w:szCs w:val="19"/>
-        </w:rPr>
-        <w:t xml:space="preserve">Systems &amp; Networking: </w:t>
-      </w:r>
-      <w:r>
-        <w:rPr>
-          <w:rFonts w:ascii="Source Sans Pro" w:eastAsia="Source Sans Pro" w:hAnsi="Source Sans Pro" w:cs="Source Sans Pro"/>
-          <w:sz w:val="19"/>
-          <w:szCs w:val="19"/>
-        </w:rPr>
-        <w:t>Windows internals, Linux fundamentals, TCP/IP, DNS, HTTP/S, firewall and IDS/IPS concepts</w:t>
-      </w:r>
-    </w:p>
-    <w:p>
-      <w:pPr>
-        <w:spacing w:before="47" w:after="47"/>
-      </w:pPr>
-      <w:r>
-        <w:rPr>
-          <w:rFonts w:ascii="Source Sans Pro" w:eastAsia="Source Sans Pro" w:hAnsi="Source Sans Pro" w:cs="Source Sans Pro"/>
-          <w:b/>
-          <w:sz w:val="19"/>
-          <w:szCs w:val="19"/>
-        </w:rPr>
-        <w:t xml:space="preserve">Automation: </w:t>
-      </w:r>
-      <w:r>
-        <w:rPr>
-          <w:rFonts w:ascii="Source Sans Pro" w:eastAsia="Source Sans Pro" w:hAnsi="Source Sans Pro" w:cs="Source Sans Pro"/>
-          <w:sz w:val="19"/>
-          <w:szCs w:val="19"/>
-        </w:rPr>
-        <w:t>Python, Bash (basic), regular expressions, security</w:t>
-      </w:r>
+      </w:pPr>
     </w:p>
     <w:p>
       <w:pPr>
         <w:pBdr>
           <w:bottom w:val="single" w:sz="6" w:space="1" w:color="000000"/>
         </w:pBdr>
-        <w:spacing w:before="23" w:after="23"/>
+        <w:spacing w:before="99" w:after="0"/>
+      </w:pPr>
+      <w:r>
         <w:rPr>
           <w:rFonts w:ascii="Source Sans Pro" w:eastAsia="Source Sans Pro" w:hAnsi="Source Sans Pro" w:cs="Source Sans Pro"/>
           <w:b/>
@@ -863,14 +770,141 @@
           <w:sz w:val="22"/>
           <w:szCs w:val="22"/>
         </w:rPr>
-      </w:pPr>
+        <w:t>Technical Skills</w:t>
+      </w:r>
+    </w:p>
+    <w:p>
+      <w:pPr>
+        <w:spacing w:before="44" w:after="44"/>
+      </w:pPr>
+      <w:r>
+        <w:rPr>
+          <w:rFonts w:ascii="Source Sans Pro" w:eastAsia="Source Sans Pro" w:hAnsi="Source Sans Pro" w:cs="Source Sans Pro"/>
+          <w:b/>
+          <w:sz w:val="19"/>
+          <w:szCs w:val="19"/>
+        </w:rPr>
+        <w:t xml:space="preserve">SOC Operations: </w:t>
+      </w:r>
+      <w:r>
+        <w:rPr>
+          <w:rFonts w:ascii="Source Sans Pro" w:eastAsia="Source Sans Pro" w:hAnsi="Source Sans Pro" w:cs="Source Sans Pro"/>
+          <w:sz w:val="19"/>
+          <w:szCs w:val="19"/>
+        </w:rPr>
+        <w:t>Alert triage, incident investigation, log analysis, threat detection, escalation, false positive analysis</w:t>
+      </w:r>
+    </w:p>
+    <w:p>
+      <w:pPr>
+        <w:spacing w:before="44" w:after="44"/>
+      </w:pPr>
+      <w:r>
+        <w:rPr>
+          <w:rFonts w:ascii="Source Sans Pro" w:eastAsia="Source Sans Pro" w:hAnsi="Source Sans Pro" w:cs="Source Sans Pro"/>
+          <w:b/>
+          <w:sz w:val="19"/>
+          <w:szCs w:val="19"/>
+        </w:rPr>
+        <w:t xml:space="preserve">SIEM &amp; Monitoring: </w:t>
+      </w:r>
+      <w:r>
+        <w:rPr>
+          <w:rFonts w:ascii="Source Sans Pro" w:eastAsia="Source Sans Pro" w:hAnsi="Source Sans Pro" w:cs="Source Sans Pro"/>
+          <w:sz w:val="19"/>
+          <w:szCs w:val="19"/>
+        </w:rPr>
+        <w:t>Splunk (SPL), Elastic SIEM (basic), Windows Event Logs, Sysmon, Wireshark</w:t>
+      </w:r>
+    </w:p>
+    <w:p>
+      <w:pPr>
+        <w:spacing w:before="44" w:after="44"/>
+      </w:pPr>
+      <w:r>
+        <w:rPr>
+          <w:rFonts w:ascii="Source Sans Pro" w:eastAsia="Source Sans Pro" w:hAnsi="Source Sans Pro" w:cs="Source Sans Pro"/>
+          <w:b/>
+          <w:sz w:val="19"/>
+          <w:szCs w:val="19"/>
+        </w:rPr>
+        <w:t xml:space="preserve">Threat Intelligence: </w:t>
+      </w:r>
+      <w:r>
+        <w:rPr>
+          <w:rFonts w:ascii="Source Sans Pro" w:eastAsia="Source Sans Pro" w:hAnsi="Source Sans Pro" w:cs="Source Sans Pro"/>
+          <w:sz w:val="19"/>
+          <w:szCs w:val="19"/>
+        </w:rPr>
+        <w:t>MITRE ATT&amp;CK, IOC analysis, VirusTotal, OSINT enrichment, Cyber Kill Chain</w:t>
+      </w:r>
+    </w:p>
+    <w:p>
+      <w:pPr>
+        <w:spacing w:before="44" w:after="44"/>
+      </w:pPr>
+      <w:r>
+        <w:rPr>
+          <w:rFonts w:ascii="Source Sans Pro" w:eastAsia="Source Sans Pro" w:hAnsi="Source Sans Pro" w:cs="Source Sans Pro"/>
+          <w:b/>
+          <w:sz w:val="19"/>
+          <w:szCs w:val="19"/>
+        </w:rPr>
+        <w:t xml:space="preserve">Systems &amp; Networking: </w:t>
+      </w:r>
+      <w:r>
+        <w:rPr>
+          <w:rFonts w:ascii="Source Sans Pro" w:eastAsia="Source Sans Pro" w:hAnsi="Source Sans Pro" w:cs="Source Sans Pro"/>
+          <w:sz w:val="19"/>
+          <w:szCs w:val="19"/>
+        </w:rPr>
+        <w:t>Windows internals, Linux fundamentals, TCP/IP, DNS, HTTP/S, firewall and IDS/IPS concepts</w:t>
+      </w:r>
+    </w:p>
+    <w:p>
+      <w:pPr>
+        <w:spacing w:before="44" w:after="44"/>
+      </w:pPr>
+      <w:r>
+        <w:rPr>
+          <w:rFonts w:ascii="Source Sans Pro" w:eastAsia="Source Sans Pro" w:hAnsi="Source Sans Pro" w:cs="Source Sans Pro"/>
+          <w:b/>
+          <w:sz w:val="19"/>
+          <w:szCs w:val="19"/>
+        </w:rPr>
+        <w:t xml:space="preserve">Automation: </w:t>
+      </w:r>
+      <w:r>
+        <w:rPr>
+          <w:rFonts w:ascii="Source Sans Pro" w:eastAsia="Source Sans Pro" w:hAnsi="Source Sans Pro" w:cs="Source Sans Pro"/>
+          <w:sz w:val="19"/>
+          <w:szCs w:val="19"/>
+        </w:rPr>
+        <w:t>Python, Bash (basic), regular expressions, security</w:t>
+      </w:r>
     </w:p>
     <w:p>
       <w:pPr>
         <w:pBdr>
           <w:bottom w:val="single" w:sz="6" w:space="1" w:color="000000"/>
         </w:pBdr>
-        <w:spacing w:before="112" w:after="0"/>
+        <w:spacing w:before="20" w:after="20"/>
+        <w:rPr>
+          <w:rFonts w:ascii="Source Sans Pro" w:eastAsia="Source Sans Pro" w:hAnsi="Source Sans Pro" w:cs="Source Sans Pro"/>
+          <w:b/>
+          <w:bCs/>
+          <w:color w:val="000000"/>
+          <w:sz w:val="22"/>
+          <w:szCs w:val="22"/>
+        </w:rPr>
+      </w:pPr>
+    </w:p>
+    <w:p>
+      <w:pPr>
+        <w:pBdr>
+          <w:bottom w:val="single" w:sz="6" w:space="1" w:color="000000"/>
+        </w:pBdr>
+        <w:spacing w:before="99" w:after="0"/>
       </w:pPr>
       <w:r>
         <w:rPr>
@@ -891,7 +925,7 @@
           <w:ilvl w:val="0"/>
           <w:numId w:val="2"/>
         </w:numPr>
-        <w:spacing w:before="13" w:after="32"/>
+        <w:spacing w:before="13" w:after="30"/>
       </w:pPr>
       <w:r>
         <w:rPr>
@@ -910,7 +944,7 @@
           <w:ilvl w:val="0"/>
           <w:numId w:val="2"/>
         </w:numPr>
-        <w:spacing w:before="13" w:after="32"/>
+        <w:spacing w:before="13" w:after="30"/>
       </w:pPr>
       <w:r>
         <w:rPr>
